--- a/templates/10.docx
+++ b/templates/10.docx
@@ -278,7 +278,7 @@
                 <w:rtl w:val="0"/>
                 <w:lang w:val="it-IT"/>
               </w:rPr>
-              <w:t>(documento d'identificazione: tipo _________________________ nr. ____________________</w:t>
+              <w:t>(documento d'identificazione: tipo {personIdType} nr. {personIdNumber}</w:t>
             </w:r>
           </w:p>
           <w:p>
@@ -729,19 +729,19 @@
           <w:rtl w:val="0"/>
           <w:lang w:val="it-IT"/>
         </w:rPr>
-        <w:t>Nome e Cognome {billingName}</w:t>
-      </w:r>
-    </w:p>
-    <w:p>
-      <w:pPr>
-        <w:pStyle w:val="Normal.0"/>
-      </w:pPr>
-      <w:r>
-        <w:rPr>
-          <w:rtl w:val="0"/>
-          <w:lang w:val="it-IT"/>
-        </w:rPr>
-        <w:t>residente in Via {billingAddress} n. {billingStreetNumber} c.a.p. {billingPostalCode} Comune {billingCity} cod. fiscale {billingTaxCode} recapiti telefonici {billingPhone}</w:t>
+        <w:t>Nome e Cognome _________________________________________________________________</w:t>
+      </w:r>
+    </w:p>
+    <w:p>
+      <w:pPr>
+        <w:pStyle w:val="Normal.0"/>
+      </w:pPr>
+      <w:r>
+        <w:rPr>
+          <w:rtl w:val="0"/>
+          <w:lang w:val="it-IT"/>
+        </w:rPr>
+        <w:t>residente in Via _______________ n. __________ c.a.p. _____ Comune _____________ cod. fiscale ___________________ recapiti telefonici ________________</w:t>
       </w:r>
     </w:p>
     <w:p>
